--- a/Instruction Cards/TV_Cart_Station_Card.docx
+++ b/Instruction Cards/TV_Cart_Station_Card.docx
@@ -31,7 +31,7 @@
           <w:sz w:val="24"/>
           <w:szCs w:val="24"/>
         </w:rPr>
-        <w:t xml:space="preserve">Streaming Station — Sanctuary Lobby</w:t>
+        <w:t xml:space="preserve">Streaming Station, Sanctuary Lobby</w:t>
       </w:r>
     </w:p>
     <w:p>
@@ -394,7 +394,7 @@
                 <w:sz w:val="20"/>
                 <w:szCs w:val="20"/>
               </w:rPr>
-              <w:t xml:space="preserve">Already logged into the church account — no separate sign-in needed.</w:t>
+              <w:t xml:space="preserve">Already logged into the church account, so no separate sign-in needed.</w:t>
             </w:r>
           </w:p>
         </w:tc>
@@ -683,7 +683,7 @@
                 <w:sz w:val="20"/>
                 <w:szCs w:val="20"/>
               </w:rPr>
-              <w:t xml:space="preserve">• Zoom updates sometimes silently reset these — check here first if the stream sounds off.</w:t>
+              <w:t xml:space="preserve">• Zoom updates sometimes silently reset these. Check here first if the stream sounds off.</w:t>
             </w:r>
           </w:p>
         </w:tc>
@@ -746,7 +746,7 @@
                 <w:sz w:val="20"/>
                 <w:szCs w:val="20"/>
               </w:rPr>
-              <w:t xml:space="preserve">• Small mic on the cart — press and HOLD the center button to talk.</w:t>
+              <w:t xml:space="preserve">• Small mic on the cart. Press and HOLD the center button to talk.</w:t>
             </w:r>
           </w:p>
           <w:p>
@@ -822,7 +822,7 @@
                 <w:sz w:val="20"/>
                 <w:szCs w:val="20"/>
               </w:rPr>
-              <w:t xml:space="preserve">• Late joiners land in the waiting room — admit from the Participants panel on the cart PC.</w:t>
+              <w:t xml:space="preserve">• Late joiners land in the waiting room. Admit from the Participants panel on the cart PC.</w:t>
             </w:r>
           </w:p>
           <w:p>
@@ -1028,7 +1028,7 @@
                 <w:sz w:val="20"/>
                 <w:szCs w:val="20"/>
               </w:rPr>
-              <w:t xml:space="preserve">Start menu → Shut down — never unplug or walk away with it still on.</w:t>
+              <w:t xml:space="preserve">Start menu → Shut down. Never unplug or walk away with it still on.</w:t>
             </w:r>
           </w:p>
         </w:tc>
